--- a/reports/r0155.docx
+++ b/reports/r0155.docx
@@ -45,7 +45,7 @@
           <w:color w:val="000000"/>
           <w:sz w:val="21"/>
         </w:rPr>
-        <w:t>■ 阿勒泰地区经济总量列新疆维吾尔自治区第12位，人均GDP约—万元、人均经济实力居省内中游，经济增速由4.90%回落至3.80%、有所放缓；固定资产投资最新增速10.30%，经济运行总体平稳。【待补充：阿勒泰地区的行政与战略定位、支柱产业及龙头企业（数据库未覆盖，需人工补充）】</w:t>
+        <w:t>■ 阿勒泰地区作为新疆维吾尔自治区下辖的民族自治地区，经济总量列新疆维吾尔自治区第12位，人均经济实力居省内中游，经济增速由4.90%回落至3.80%、有所放缓；固定资产投资最新增速10.30%，经济运行总体平稳。</w:t>
       </w:r>
     </w:p>
     <w:p>
@@ -75,7 +75,7 @@
           <w:color w:val="000000"/>
           <w:sz w:val="21"/>
         </w:rPr>
-        <w:t>产业结构方面，2025年阿勒泰地区三次产业结构为16.3:29.9:53.8。【待补充：支柱产业、主要龙头企业、对外贸易等定性描述（数据库未覆盖）】</w:t>
+        <w:t>产业结构方面，2025年阿勒泰地区三次产业结构为16.3:29.9:53.8，第三产业占主导、服务业是经济主体，农业基础较好。</w:t>
       </w:r>
     </w:p>
     <w:p>
